--- a/docs/Livrable_Phase8_Etudes_Robustesse.docx
+++ b/docs/Livrable_Phase8_Etudes_Robustesse.docx
@@ -45,13 +45,14 @@
       </w:pPr>
       <w:r>
         <w:rPr>
+          <w:b w:val="0"/>
           <w:i/>
           <w:iCs/>
           <w:color w:val="595959"/>
           <w:sz w:val="20"/>
           <w:szCs w:val="20"/>
         </w:rPr>
-        <w:t>Cinq tentatives indépendantes de dépasser la ligne de base — protocoles pré-enregistrés, contrôles, et le seul résultat significatif</w:t>
+        <w:t>Cinq tentatives indépendantes de dépasser la ligne de base — protocoles pré-enregistrés, contrôles, et un diagnostic exploratoire</w:t>
       </w:r>
     </w:p>
     <w:p>
@@ -141,7 +142,7 @@
         <w:rPr>
           <w:color w:val="000000"/>
         </w:rPr>
-        <w:t>La Phase 5 a conclu que, hors échantillon et avec de vraies barres d'erreur, les modèles F7 honnêtement calibrés et la ligne de base régime + covariance dynamique sont STATISTIQUEMENT INDISCERNABLES. Face à un tel résultat, deux attitudes sont possibles : l'accepter, ou vérifier qu'il résiste. Nous avons choisi la seconde — parce qu'un résultat nul non testé est indiscernable d'un manque d'effort.</w:t>
+        <w:t>La Phase 5 a conclu que, hors échantillon et avec de vraies barres d'erreur, les modèles F7 honnêtement calibrés et la ligne de base régime + covariance dynamique sont séparés par des écarts PLUS PETITS QUE L'INCERTITUDE qui les entoure — aucun test pairé de la différence n'ayant alors été mené, la conclusion licite est « rien n'est établi », et non « les stratégies sont équivalentes ». Face à un tel résultat, deux attitudes sont possibles : l'accepter, ou vérifier qu'il résiste. Nous avons choisi la seconde — parce qu'un résultat nul non testé ne se distingue pas d'un manque d'effort.</w:t>
       </w:r>
     </w:p>
     <w:p>
@@ -163,7 +164,7 @@
         <w:rPr>
           <w:color w:val="000000"/>
         </w:rPr>
-        <w:t>Quatre de ces cinq études se concluent par un résultat négatif ou nul. La cinquième produit le SEUL résultat statistiquement significatif du projet. Les deux catégories sont présentées avec la même rigueur : c'est la cohérence de l'ensemble qui constitue le livrable, pas la seule réussite.</w:t>
+        <w:t>Quatre de ces cinq études se concluent par un résultat négatif ou nul. La cinquième produit le seul test formel de la phase, dont le statut reste EXPLORATOIRE (voir §5). Les deux catégories sont présentées avec la même rigueur : c'est la cohérence de l'ensemble qui constitue le livrable, pas la seule réussite.</w:t>
       </w:r>
     </w:p>
     <w:p>
@@ -243,7 +244,7 @@
           <w:bCs/>
           <w:color w:val="000000"/>
         </w:rPr>
-        <w:t>Aucune affirmation de significativité sans test. Les écarts de Sharpe sont rapportés avec leurs intervalles bootstrap et décrits comme non significatifs tant qu'ils se chevauchent. L'unique test formel de cette phase (étude 5) est présenté avec sa version conservatrice EN PREMIER et sa version libérale explicitement marquée comme optimiste.</w:t>
+        <w:t>Aucune affirmation de significativité sans test — ni dans un sens ni dans l'autre. Les écarts de Sharpe sont rapportés avec leurs intervalles bootstrap MARGINAUX, qui quantifient l'incertitude sans constituer un test de la différence : un chevauchement n'établit pas l'équivalence, une absence de chevauchement n'établirait pas la supériorité. L'unique test formel de cette phase (étude 5) est présenté avec sa version conservatrice EN PREMIER et sa version libérale explicitement marquée comme optimiste.</w:t>
       </w:r>
     </w:p>
     <w:p>
@@ -637,7 +638,7 @@
         <w:rPr>
           <w:color w:val="000000"/>
         </w:rPr>
-        <w:t>Verdict : davantage de données rend le modèle plus intelligent sans produire d'avantage de portefeuille statistiquement significatif — tous les intervalles sont larges et incluent zéro. Le plafond n'est pas la QUANTITÉ de données. Cette étude ferme la piste « plus d'historique de prix » et réoriente vers la qualité des données, ce que fait l'étude 2.</w:t>
+        <w:t>Verdict : davantage de données rend le modèle plus intelligent sans produire d'avantage de portefeuille démontrable — tous les intervalles sont larges et incluent zéro. Le plafond n'est pas la QUANTITÉ de données. Cette étude ferme la piste « plus d'historique de prix » et réoriente vers la qualité des données, ce que fait l'étude 2.</w:t>
       </w:r>
     </w:p>
     <w:p>
@@ -963,7 +964,7 @@
         <w:rPr>
           <w:color w:val="000000"/>
         </w:rPr>
-        <w:t>Verdict, et il est frappant : l'apport des fondamentaux au signal F7 vaut -0,331 de Sharpe — NÉGATIF. Non significatif (les intervalles se chevauchent), mais toutes les estimations ponctuelles vont dans le mauvais sens, pour une feature qui a DOUBLÉ l'IC. Les fondamentaux réduisent le turnover de moitié, comme on l'attend d'un signal plus lent — et la stabilisation tue l'alpha dans la même proportion.</w:t>
+        <w:t>Verdict, et il est frappant : l'apport des fondamentaux au signal F7 vaut -0,331 de Sharpe — NÉGATIF. Non établi (les intervalles marginaux se chevauchent et aucun test pairé n'a été mené), mais toutes les estimations ponctuelles vont dans le mauvais sens, pour une feature qui a DOUBLÉ l'IC. Les fondamentaux réduisent le turnover de moitié, comme on l'attend d'un signal plus lent — et la stabilisation tue l'alpha dans la même proportion.</w:t>
       </w:r>
     </w:p>
     <w:p>
@@ -1502,7 +1503,7 @@
                 <w:sz w:val="17"/>
                 <w:szCs w:val="20"/>
               </w:rPr>
-              <w:t>1,040</w:t>
+              <w:t>1,001</w:t>
             </w:r>
           </w:p>
         </w:tc>
@@ -1525,7 +1526,7 @@
                 <w:sz w:val="17"/>
                 <w:szCs w:val="20"/>
               </w:rPr>
-              <w:t>2,125</w:t>
+              <w:t>1,996</w:t>
             </w:r>
           </w:p>
         </w:tc>
@@ -1594,7 +1595,7 @@
                 <w:sz w:val="17"/>
                 <w:szCs w:val="20"/>
               </w:rPr>
-              <w:t>30.7 %</w:t>
+              <w:t>26.3 %</w:t>
             </w:r>
           </w:p>
         </w:tc>
@@ -3309,7 +3310,7 @@
         <w:rPr>
           <w:color w:val="000000"/>
         </w:rPr>
-        <w:t>C'est le SEUL résultat statistiquement significatif du projet : toutes nos comparaisons de ratio de Sharpe ont des intervalles qui se chevauchent.</w:t>
+        <w:t>Ce diagnostic reste EXPLORATOIRE et n'est pas présenté comme un résultat significatif : cinq fenêtres retenues rétrospectivement, et un état « baissier » défini par son rendement moyen faible alors que les crises sont par construction des périodes de faible rendement, ne permettent pas une conclusion confirmatoire. Par ailleurs toutes nos comparaisons de ratio de Sharpe ont des intervalles qui se chevauchent.</w:t>
       </w:r>
     </w:p>
     <w:p>
@@ -3331,7 +3332,7 @@
         <w:rPr>
           <w:color w:val="000000"/>
         </w:rPr>
-        <w:t>Deux affirmations à ne jamais confondre, et à garder dans des phrases séparées : le détecteur VOIT démonstrativement ce qu'il prétend voir ; le fait d'AGIR dessus reste statistiquement indiscernable des lignes de base (Phase 5, étude 3).</w:t>
+        <w:t>Deux affirmations à ne jamais confondre, et à garder dans des phrases séparées : le détecteur produit, de façon CAUSALE et en temps réel, une lecture de l'état du marché associée à ces cinq fenêtres — association exploratoire, non démontrée ; le fait d'AGIR dessus reste non établi face aux lignes de base : aucun test pairé ne le démontre (Phase 5, étude 3).</w:t>
       </w:r>
     </w:p>
     <w:p>
@@ -3968,7 +3969,7 @@
                 <w:sz w:val="17"/>
                 <w:szCs w:val="20"/>
               </w:rPr>
-              <w:t>indiscernable de la ligne de base</w:t>
+              <w:t>aucun avantage établi</w:t>
             </w:r>
           </w:p>
         </w:tc>
